--- a/doc/subdocs/variables.docx
+++ b/doc/subdocs/variables.docx
@@ -6,7 +6,7 @@
       <w:pPr>
         <w:pStyle w:val="Heading2"/>
       </w:pPr>
-      <w:bookmarkStart w:id="0" w:name="_Toc342309232"/>
+      <w:bookmarkStart w:id="0" w:name="_Toc353986073"/>
       <w:r>
         <w:t>Variables</w:t>
       </w:r>
@@ -21,7 +21,7 @@
       <w:pPr>
         <w:pStyle w:val="Heading3"/>
       </w:pPr>
-      <w:bookmarkStart w:id="1" w:name="_Toc342309233"/>
+      <w:bookmarkStart w:id="1" w:name="_Toc353986074"/>
       <w:r>
         <w:t>Packaging</w:t>
       </w:r>
@@ -62,7 +62,7 @@
       <w:pPr>
         <w:pStyle w:val="Heading3"/>
       </w:pPr>
-      <w:bookmarkStart w:id="2" w:name="_Toc342309234"/>
+      <w:bookmarkStart w:id="2" w:name="_Toc353986075"/>
       <w:r>
         <w:t>Install</w:t>
       </w:r>
@@ -428,7 +428,7 @@
       <w:pPr>
         <w:pStyle w:val="Heading3"/>
       </w:pPr>
-      <w:bookmarkStart w:id="3" w:name="_Toc342309235"/>
+      <w:bookmarkStart w:id="3" w:name="_Toc353986076"/>
       <w:r>
         <w:t>Sdk</w:t>
       </w:r>
@@ -723,7 +723,7 @@
       <w:pPr>
         <w:pStyle w:val="Heading3"/>
       </w:pPr>
-      <w:bookmarkStart w:id="4" w:name="_Toc342309236"/>
+      <w:bookmarkStart w:id="4" w:name="_Toc353986077"/>
       <w:r>
         <w:t>Building</w:t>
       </w:r>
@@ -820,7 +820,7 @@
       <w:pPr>
         <w:pStyle w:val="Heading3"/>
       </w:pPr>
-      <w:bookmarkStart w:id="5" w:name="_Toc342309237"/>
+      <w:bookmarkStart w:id="5" w:name="_Toc353986078"/>
       <w:r>
         <w:t>HOST</w:t>
       </w:r>
@@ -1023,7 +1023,7 @@
       <w:pPr>
         <w:pStyle w:val="Heading3"/>
       </w:pPr>
-      <w:bookmarkStart w:id="6" w:name="_Toc342309238"/>
+      <w:bookmarkStart w:id="6" w:name="_Toc353986079"/>
       <w:r>
         <w:t>Unit testing</w:t>
       </w:r>
@@ -1162,7 +1162,7 @@
       <w:pPr>
         <w:pStyle w:val="Heading3"/>
       </w:pPr>
-      <w:bookmarkStart w:id="7" w:name="_Toc342309239"/>
+      <w:bookmarkStart w:id="7" w:name="_Toc353986080"/>
       <w:r>
         <w:t>Part Variables</w:t>
       </w:r>
@@ -1376,7 +1376,7 @@
       <w:pPr>
         <w:pStyle w:val="Heading3"/>
       </w:pPr>
-      <w:bookmarkStart w:id="8" w:name="_Toc342309240"/>
+      <w:bookmarkStart w:id="8" w:name="_Toc353986081"/>
       <w:r>
         <w:t>Logging</w:t>
       </w:r>
@@ -1438,7 +1438,7 @@
       <w:pPr>
         <w:pStyle w:val="Heading3"/>
       </w:pPr>
-      <w:bookmarkStart w:id="9" w:name="_Toc342309241"/>
+      <w:bookmarkStart w:id="9" w:name="_Toc353986082"/>
       <w:r>
         <w:t>VCS</w:t>
       </w:r>
@@ -1888,7 +1888,7 @@
       <w:pPr>
         <w:pStyle w:val="Heading3"/>
       </w:pPr>
-      <w:bookmarkStart w:id="10" w:name="_Toc342309242"/>
+      <w:bookmarkStart w:id="10" w:name="_Toc353986083"/>
       <w:r>
         <w:t>Miscellaneous</w:t>
       </w:r>

--- a/doc/subdocs/variables.docx
+++ b/doc/subdocs/variables.docx
@@ -6,7 +6,7 @@
       <w:pPr>
         <w:pStyle w:val="Heading2"/>
       </w:pPr>
-      <w:bookmarkStart w:id="0" w:name="_Toc353986073"/>
+      <w:bookmarkStart w:id="0" w:name="_Toc396470068"/>
       <w:r>
         <w:t>Variables</w:t>
       </w:r>
@@ -21,7 +21,7 @@
       <w:pPr>
         <w:pStyle w:val="Heading3"/>
       </w:pPr>
-      <w:bookmarkStart w:id="1" w:name="_Toc353986074"/>
+      <w:bookmarkStart w:id="1" w:name="_Toc396470069"/>
       <w:r>
         <w:t>Packaging</w:t>
       </w:r>
@@ -62,7 +62,7 @@
       <w:pPr>
         <w:pStyle w:val="Heading3"/>
       </w:pPr>
-      <w:bookmarkStart w:id="2" w:name="_Toc353986075"/>
+      <w:bookmarkStart w:id="2" w:name="_Toc396470070"/>
       <w:r>
         <w:t>Install</w:t>
       </w:r>
@@ -428,7 +428,7 @@
       <w:pPr>
         <w:pStyle w:val="Heading3"/>
       </w:pPr>
-      <w:bookmarkStart w:id="3" w:name="_Toc353986076"/>
+      <w:bookmarkStart w:id="3" w:name="_Toc396470071"/>
       <w:r>
         <w:t>Sdk</w:t>
       </w:r>
@@ -723,7 +723,7 @@
       <w:pPr>
         <w:pStyle w:val="Heading3"/>
       </w:pPr>
-      <w:bookmarkStart w:id="4" w:name="_Toc353986077"/>
+      <w:bookmarkStart w:id="4" w:name="_Toc396470072"/>
       <w:r>
         <w:t>Building</w:t>
       </w:r>
@@ -820,7 +820,7 @@
       <w:pPr>
         <w:pStyle w:val="Heading3"/>
       </w:pPr>
-      <w:bookmarkStart w:id="5" w:name="_Toc353986078"/>
+      <w:bookmarkStart w:id="5" w:name="_Toc396470073"/>
       <w:r>
         <w:t>HOST</w:t>
       </w:r>
@@ -1023,7 +1023,7 @@
       <w:pPr>
         <w:pStyle w:val="Heading3"/>
       </w:pPr>
-      <w:bookmarkStart w:id="6" w:name="_Toc353986079"/>
+      <w:bookmarkStart w:id="6" w:name="_Toc396470074"/>
       <w:r>
         <w:t>Unit testing</w:t>
       </w:r>
@@ -1162,7 +1162,7 @@
       <w:pPr>
         <w:pStyle w:val="Heading3"/>
       </w:pPr>
-      <w:bookmarkStart w:id="7" w:name="_Toc353986080"/>
+      <w:bookmarkStart w:id="7" w:name="_Toc396470075"/>
       <w:r>
         <w:t>Part Variables</w:t>
       </w:r>
@@ -1376,7 +1376,7 @@
       <w:pPr>
         <w:pStyle w:val="Heading3"/>
       </w:pPr>
-      <w:bookmarkStart w:id="8" w:name="_Toc353986081"/>
+      <w:bookmarkStart w:id="8" w:name="_Toc396470076"/>
       <w:r>
         <w:t>Logging</w:t>
       </w:r>
@@ -1438,7 +1438,7 @@
       <w:pPr>
         <w:pStyle w:val="Heading3"/>
       </w:pPr>
-      <w:bookmarkStart w:id="9" w:name="_Toc353986082"/>
+      <w:bookmarkStart w:id="9" w:name="_Toc396470077"/>
       <w:r>
         <w:t>VCS</w:t>
       </w:r>
@@ -1888,7 +1888,7 @@
       <w:pPr>
         <w:pStyle w:val="Heading3"/>
       </w:pPr>
-      <w:bookmarkStart w:id="10" w:name="_Toc353986083"/>
+      <w:bookmarkStart w:id="10" w:name="_Toc396470078"/>
       <w:r>
         <w:t>Miscellaneous</w:t>
       </w:r>
